--- a/docs/需求分析报告.docx
+++ b/docs/需求分析报告.docx
@@ -71,10 +71,32 @@
         <w:rPr>
           <w:b/>
         </w:rPr>
+        <w:t>团队名称</w:t>
+      </w:r>
+      <w:r>
+        <w:t>:舞猴</w:t>
+      </w:r>
+    </w:p>
+    <w:p>
+      <w:r>
+        <w:rPr>
+          <w:b/>
+        </w:rPr>
+        <w:t>学校/学院</w:t>
+      </w:r>
+      <w:r>
+        <w:t>:西南民族大学 法学院</w:t>
+      </w:r>
+    </w:p>
+    <w:p>
+      <w:r>
+        <w:rPr>
+          <w:b/>
+        </w:rPr>
         <w:t>编制人</w:t>
       </w:r>
       <w:r>
-        <w:t>:【团队名称】</w:t>
+        <w:t>:舞猴</w:t>
       </w:r>
     </w:p>
     <w:p>
